--- a/downloads/intro-transcript-outro/26_E16.docx
+++ b/downloads/intro-transcript-outro/26_E16.docx
@@ -34,7 +34,23 @@
         <w:rPr>
           <w:color w:val="2EAF7D"/>
         </w:rPr>
-        <w:t xml:space="preserve">Arielle sur l’apprentissage d’un nouveau contexte. Même mot — valorisation — trois métiers. Écoutez le lexique, puis le point de vue de celui qui écoute.</w:t>
+        <w:t xml:space="preserve">La chorale vient de parler d’équipe. Arielle commence plus en amont : la posture.</w:t>
+      </w:r>
+    </w:p>
+    <w:p>
+      <w:r>
+        <w:rPr>
+          <w:color w:val="2EAF7D"/>
+        </w:rPr>
+        <w:t xml:space="preserve">Vous connaissez déjà « valorisation », « preuve », « marché ». Elle va montrer que ces mots glissent selon qui les prononce.</w:t>
+      </w:r>
+    </w:p>
+    <w:p>
+      <w:r>
+        <w:rPr>
+          <w:color w:val="2EAF7D"/>
+        </w:rPr>
+        <w:t xml:space="preserve">Écoutez le point de vue de celui qui écoute — c’est déjà le pont vers le grain langage.</w:t>
       </w:r>
     </w:p>
     <w:p>
@@ -251,7 +267,15 @@
         <w:rPr>
           <w:color w:val="F48C2E"/>
         </w:rPr>
-        <w:t xml:space="preserve">La posture entrepreneuriale complète la posture de chercheur. Elle s’acquiert : mises en situation, discours adaptés aux financeurs, partenaires, clients.</w:t>
+        <w:t xml:space="preserve">La posture entrepreneuriale complète la posture de chercheur. Elle s’apprend.</w:t>
+      </w:r>
+    </w:p>
+    <w:p>
+      <w:r>
+        <w:rPr>
+          <w:color w:val="F48C2E"/>
+        </w:rPr>
+        <w:t xml:space="preserve">Pascal, ensuite, pose le collectif : on ne porte pas seul. Les projets pivotent ; les investisseurs regardent l’équipe, pas seulement la techno de départ — le fil d’E15, repris ici.</w:t>
       </w:r>
     </w:p>
     <w:sectPr>
